--- a/arbeidskrav/oblig5/oblig5_omidkarimi.docx
+++ b/arbeidskrav/oblig5/oblig5_omidkarimi.docx
@@ -8,103 +8,32 @@
       </w:r>
     </w:p>
     <w:p>
-      <w:pPr>
-        <w:rPr>
-          <w:lang w:val="en-US"/>
-        </w:rPr>
-      </w:pPr>
-      <w:r>
-        <w:rPr>
-          <w:lang w:val="en-US"/>
-        </w:rPr>
+      <w:r>
         <w:t xml:space="preserve">Brukte </w:t>
       </w:r>
       <w:proofErr w:type="spellStart"/>
       <w:r>
-        <w:rPr>
-          <w:lang w:val="en-US"/>
-        </w:rPr>
         <w:t>geeksforgeeks</w:t>
       </w:r>
       <w:proofErr w:type="spellEnd"/>
       <w:r>
-        <w:rPr>
-          <w:lang w:val="en-US"/>
-        </w:rPr>
-        <w:t xml:space="preserve">, W3Schools </w:t>
-      </w:r>
-      <w:proofErr w:type="spellStart"/>
-      <w:r>
-        <w:rPr>
-          <w:lang w:val="en-US"/>
-        </w:rPr>
-        <w:t>og</w:t>
-      </w:r>
-      <w:proofErr w:type="spellEnd"/>
-      <w:r>
-        <w:rPr>
-          <w:lang w:val="en-US"/>
-        </w:rPr>
-        <w:t xml:space="preserve"> KI </w:t>
-      </w:r>
-      <w:proofErr w:type="spellStart"/>
-      <w:r>
-        <w:rPr>
-          <w:lang w:val="en-US"/>
-        </w:rPr>
-        <w:t>som</w:t>
-      </w:r>
-      <w:proofErr w:type="spellEnd"/>
-      <w:r>
-        <w:rPr>
-          <w:lang w:val="en-US"/>
-        </w:rPr>
-        <w:t xml:space="preserve"> </w:t>
-      </w:r>
-      <w:proofErr w:type="spellStart"/>
-      <w:r>
-        <w:rPr>
-          <w:lang w:val="en-US"/>
-        </w:rPr>
-        <w:t>hjelpemidler</w:t>
-      </w:r>
-      <w:proofErr w:type="spellEnd"/>
-      <w:r>
-        <w:rPr>
-          <w:lang w:val="en-US"/>
-        </w:rPr>
-        <w:t>.</w:t>
+        <w:t>, W3Schools og KI som hjelpemidler.</w:t>
       </w:r>
     </w:p>
     <w:p>
-      <w:pPr>
-        <w:rPr>
-          <w:lang w:val="en-US"/>
-        </w:rPr>
-      </w:pPr>
       <w:hyperlink r:id="rId4" w:history="1">
         <w:r>
           <w:rPr>
             <w:rStyle w:val="Hyperlink"/>
-            <w:lang w:val="en-US"/>
           </w:rPr>
           <w:t>https://gemini.google.com/share/5a84bb67cd69</w:t>
         </w:r>
       </w:hyperlink>
       <w:r>
-        <w:rPr>
-          <w:lang w:val="en-US"/>
-        </w:rPr>
         <w:t xml:space="preserve"> </w:t>
       </w:r>
     </w:p>
-    <w:p>
-      <w:pPr>
-        <w:rPr>
-          <w:lang w:val="en-US"/>
-        </w:rPr>
-      </w:pPr>
-    </w:p>
+    <w:p/>
     <w:p>
       <w:r>
         <w:t>oppgave 2.4:</w:t>
@@ -130,6 +59,38 @@
             <w:rStyle w:val="Hyperlink"/>
           </w:rPr>
           <w:t>https://gemini.google.com/share/e37f3519e705</w:t>
+        </w:r>
+      </w:hyperlink>
+      <w:r>
+        <w:t xml:space="preserve"> </w:t>
+      </w:r>
+    </w:p>
+    <w:p/>
+    <w:p>
+      <w:r>
+        <w:t>oppgave 2.5:</w:t>
+      </w:r>
+    </w:p>
+    <w:p>
+      <w:r>
+        <w:t xml:space="preserve">Brukte </w:t>
+      </w:r>
+      <w:proofErr w:type="spellStart"/>
+      <w:r>
+        <w:t>geeksforgeeks</w:t>
+      </w:r>
+      <w:proofErr w:type="spellEnd"/>
+      <w:r>
+        <w:t>, W3Schools og KI som hjelpemidler.</w:t>
+      </w:r>
+    </w:p>
+    <w:p>
+      <w:hyperlink r:id="rId6" w:history="1">
+        <w:r>
+          <w:rPr>
+            <w:rStyle w:val="Hyperlink"/>
+          </w:rPr>
+          <w:t>https://gemini.google.com/share/22755f1aa78f</w:t>
         </w:r>
       </w:hyperlink>
       <w:r>

--- a/arbeidskrav/oblig5/oblig5_omidkarimi.docx
+++ b/arbeidskrav/oblig5/oblig5_omidkarimi.docx
@@ -9,15 +9,7 @@
     </w:p>
     <w:p>
       <w:r>
-        <w:t xml:space="preserve">Brukte </w:t>
-      </w:r>
-      <w:proofErr w:type="spellStart"/>
-      <w:r>
-        <w:t>geeksforgeeks</w:t>
-      </w:r>
-      <w:proofErr w:type="spellEnd"/>
-      <w:r>
-        <w:t>, W3Schools og KI som hjelpemidler.</w:t>
+        <w:t>Brukte geeksforgeeks, W3Schools og KI som hjelpemidler.</w:t>
       </w:r>
     </w:p>
     <w:p>
@@ -41,15 +33,7 @@
     </w:p>
     <w:p>
       <w:r>
-        <w:t xml:space="preserve">Brukte </w:t>
-      </w:r>
-      <w:proofErr w:type="spellStart"/>
-      <w:r>
-        <w:t>geeksforgeeks</w:t>
-      </w:r>
-      <w:proofErr w:type="spellEnd"/>
-      <w:r>
-        <w:t>, W3Schools og KI som hjelpemidler.</w:t>
+        <w:t>Brukte geeksforgeeks, W3Schools og KI som hjelpemidler.</w:t>
       </w:r>
     </w:p>
     <w:p>
@@ -73,15 +57,7 @@
     </w:p>
     <w:p>
       <w:r>
-        <w:t xml:space="preserve">Brukte </w:t>
-      </w:r>
-      <w:proofErr w:type="spellStart"/>
-      <w:r>
-        <w:t>geeksforgeeks</w:t>
-      </w:r>
-      <w:proofErr w:type="spellEnd"/>
-      <w:r>
-        <w:t>, W3Schools og KI som hjelpemidler.</w:t>
+        <w:t>Brukte geeksforgeeks, W3Schools og KI som hjelpemidler.</w:t>
       </w:r>
     </w:p>
     <w:p>
@@ -91,6 +67,79 @@
             <w:rStyle w:val="Hyperlink"/>
           </w:rPr>
           <w:t>https://gemini.google.com/share/22755f1aa78f</w:t>
+        </w:r>
+      </w:hyperlink>
+      <w:r>
+        <w:t xml:space="preserve"> </w:t>
+      </w:r>
+    </w:p>
+    <w:p/>
+    <w:p>
+      <w:r>
+        <w:t>oppgave 2.6:</w:t>
+      </w:r>
+    </w:p>
+    <w:p>
+      <w:r>
+        <w:t>brukte bare KI som hjelpemiddel.</w:t>
+      </w:r>
+    </w:p>
+    <w:p>
+      <w:hyperlink r:id="rId7" w:history="1">
+        <w:r>
+          <w:rPr>
+            <w:rStyle w:val="Hyperlink"/>
+          </w:rPr>
+          <w:t>https://gemini.google.com/share</w:t>
+        </w:r>
+        <w:r>
+          <w:rPr>
+            <w:rStyle w:val="Hyperlink"/>
+          </w:rPr>
+          <w:t>/</w:t>
+        </w:r>
+        <w:r>
+          <w:rPr>
+            <w:rStyle w:val="Hyperlink"/>
+          </w:rPr>
+          <w:t>68d1e7ddffa4</w:t>
+        </w:r>
+      </w:hyperlink>
+      <w:r>
+        <w:t xml:space="preserve"> </w:t>
+      </w:r>
+    </w:p>
+    <w:p/>
+    <w:p>
+      <w:r>
+        <w:t>oppgave 2.7:</w:t>
+      </w:r>
+      <w:r>
+        <w:br/>
+      </w:r>
+      <w:r>
+        <w:t>brukte KI som hjelpemiddel.</w:t>
+      </w:r>
+    </w:p>
+    <w:p>
+      <w:hyperlink r:id="rId8" w:history="1">
+        <w:r>
+          <w:rPr>
+            <w:rStyle w:val="Hyperlink"/>
+          </w:rPr>
+          <w:t>https://gemini.google.com/s</w:t>
+        </w:r>
+        <w:r>
+          <w:rPr>
+            <w:rStyle w:val="Hyperlink"/>
+          </w:rPr>
+          <w:t>h</w:t>
+        </w:r>
+        <w:r>
+          <w:rPr>
+            <w:rStyle w:val="Hyperlink"/>
+          </w:rPr>
+          <w:t>are/3e48e0f44708</w:t>
         </w:r>
       </w:hyperlink>
       <w:r>
@@ -1047,6 +1096,18 @@
       <w:shd w:val="clear" w:color="auto" w:fill="E1DFDD"/>
     </w:rPr>
   </w:style>
+  <w:style w:type="character" w:styleId="FollowedHyperlink">
+    <w:name w:val="FollowedHyperlink"/>
+    <w:basedOn w:val="DefaultParagraphFont"/>
+    <w:uiPriority w:val="99"/>
+    <w:semiHidden/>
+    <w:unhideWhenUsed/>
+    <w:rsid w:val="007259D9"/>
+    <w:rPr>
+      <w:color w:val="954F72" w:themeColor="followedHyperlink"/>
+      <w:u w:val="single"/>
+    </w:rPr>
+  </w:style>
 </w:styles>
 </file>
 
